--- a/docs/ПИ_ПЗ5_Усачев.docx
+++ b/docs/ПИ_ПЗ5_Усачев.docx
@@ -527,6 +527,7 @@
       <w:r>
         <w:rPr>
           <w:rFonts w:ascii="Times New Roman" w:eastAsia="Times New Roman" w:hAnsi="Times New Roman" w:cs="Times New Roman"/>
+          <w:noProof/>
           <w:kern w:val="0"/>
           <w:lang w:eastAsia="ru-RU"/>
           <w14:ligatures w14:val="none"/>
@@ -694,6 +695,7 @@
       <w:r>
         <w:rPr>
           <w:rFonts w:ascii="Times New Roman" w:eastAsia="Times New Roman" w:hAnsi="Times New Roman" w:cs="Times New Roman"/>
+          <w:noProof/>
           <w:kern w:val="0"/>
           <w:lang w:eastAsia="ru-RU"/>
           <w14:ligatures w14:val="none"/>
@@ -1033,10 +1035,10 @@
         <w:tblLook w:val="04A0" w:firstRow="1" w:lastRow="0" w:firstColumn="1" w:lastColumn="0" w:noHBand="0" w:noVBand="1"/>
       </w:tblPr>
       <w:tblGrid>
-        <w:gridCol w:w="496"/>
-        <w:gridCol w:w="1819"/>
-        <w:gridCol w:w="3199"/>
-        <w:gridCol w:w="4201"/>
+        <w:gridCol w:w="485"/>
+        <w:gridCol w:w="2388"/>
+        <w:gridCol w:w="2962"/>
+        <w:gridCol w:w="3880"/>
       </w:tblGrid>
       <w:tr>
         <w:trPr>
@@ -2096,6 +2098,191 @@
                 <w14:ligatures w14:val="none"/>
               </w:rPr>
               <w:t>Система выдает валидную рекомендацию</w:t>
+            </w:r>
+          </w:p>
+        </w:tc>
+      </w:tr>
+      <w:tr>
+        <w:tc>
+          <w:tcPr>
+            <w:tcW w:w="0" w:type="auto"/>
+            <w:tcBorders>
+              <w:top w:val="single" w:sz="6" w:space="0" w:color="auto"/>
+              <w:left w:val="single" w:sz="6" w:space="0" w:color="auto"/>
+              <w:bottom w:val="single" w:sz="6" w:space="0" w:color="auto"/>
+              <w:right w:val="single" w:sz="6" w:space="0" w:color="auto"/>
+            </w:tcBorders>
+            <w:noWrap/>
+            <w:tcMar>
+              <w:top w:w="120" w:type="dxa"/>
+              <w:left w:w="180" w:type="dxa"/>
+              <w:bottom w:w="120" w:type="dxa"/>
+              <w:right w:w="180" w:type="dxa"/>
+            </w:tcMar>
+            <w:vAlign w:val="center"/>
+          </w:tcPr>
+          <w:p>
+            <w:pPr>
+              <w:spacing w:before="100" w:beforeAutospacing="1" w:after="100" w:afterAutospacing="1"/>
+              <w:rPr>
+                <w:rFonts w:ascii="Times New Roman" w:eastAsia="Times New Roman" w:hAnsi="Times New Roman" w:cs="Times New Roman"/>
+                <w:kern w:val="0"/>
+                <w:lang w:val="en-US" w:eastAsia="ru-RU"/>
+                <w14:ligatures w14:val="none"/>
+              </w:rPr>
+            </w:pPr>
+            <w:r>
+              <w:rPr>
+                <w:rFonts w:ascii="Times New Roman" w:eastAsia="Times New Roman" w:hAnsi="Times New Roman" w:cs="Times New Roman"/>
+                <w:kern w:val="0"/>
+                <w:lang w:val="en-US" w:eastAsia="ru-RU"/>
+                <w14:ligatures w14:val="none"/>
+              </w:rPr>
+              <w:t>6</w:t>
+            </w:r>
+          </w:p>
+        </w:tc>
+        <w:tc>
+          <w:tcPr>
+            <w:tcW w:w="0" w:type="auto"/>
+            <w:tcBorders>
+              <w:top w:val="single" w:sz="6" w:space="0" w:color="auto"/>
+              <w:left w:val="single" w:sz="6" w:space="0" w:color="auto"/>
+              <w:bottom w:val="single" w:sz="6" w:space="0" w:color="auto"/>
+              <w:right w:val="single" w:sz="6" w:space="0" w:color="auto"/>
+            </w:tcBorders>
+            <w:noWrap/>
+            <w:tcMar>
+              <w:top w:w="120" w:type="dxa"/>
+              <w:left w:w="180" w:type="dxa"/>
+              <w:bottom w:w="120" w:type="dxa"/>
+              <w:right w:w="180" w:type="dxa"/>
+            </w:tcMar>
+            <w:vAlign w:val="center"/>
+          </w:tcPr>
+          <w:p>
+            <w:pPr>
+              <w:spacing w:before="100" w:beforeAutospacing="1" w:after="100" w:afterAutospacing="1"/>
+              <w:rPr>
+                <w:rFonts w:ascii="Times New Roman" w:eastAsia="Times New Roman" w:hAnsi="Times New Roman" w:cs="Times New Roman"/>
+                <w:kern w:val="0"/>
+                <w:lang w:eastAsia="ru-RU"/>
+                <w14:ligatures w14:val="none"/>
+              </w:rPr>
+            </w:pPr>
+            <w:r>
+              <w:rPr>
+                <w:rFonts w:ascii="Times New Roman" w:eastAsia="Times New Roman" w:hAnsi="Times New Roman" w:cs="Times New Roman"/>
+                <w:kern w:val="0"/>
+                <w:lang w:eastAsia="ru-RU"/>
+                <w14:ligatures w14:val="none"/>
+              </w:rPr>
+              <w:t xml:space="preserve">Сохранение файла в </w:t>
+            </w:r>
+            <w:r>
+              <w:rPr>
+                <w:rFonts w:ascii="Times New Roman" w:eastAsia="Times New Roman" w:hAnsi="Times New Roman" w:cs="Times New Roman"/>
+                <w:kern w:val="0"/>
+                <w:lang w:val="en-US" w:eastAsia="ru-RU"/>
+                <w14:ligatures w14:val="none"/>
+              </w:rPr>
+              <w:t>pdf</w:t>
+            </w:r>
+            <w:r>
+              <w:rPr>
+                <w:rFonts w:ascii="Times New Roman" w:eastAsia="Times New Roman" w:hAnsi="Times New Roman" w:cs="Times New Roman"/>
+                <w:kern w:val="0"/>
+                <w:lang w:eastAsia="ru-RU"/>
+                <w14:ligatures w14:val="none"/>
+              </w:rPr>
+              <w:t xml:space="preserve"> на устройстве</w:t>
+            </w:r>
+          </w:p>
+        </w:tc>
+        <w:tc>
+          <w:tcPr>
+            <w:tcW w:w="0" w:type="auto"/>
+            <w:tcBorders>
+              <w:top w:val="single" w:sz="6" w:space="0" w:color="auto"/>
+              <w:left w:val="single" w:sz="6" w:space="0" w:color="auto"/>
+              <w:bottom w:val="single" w:sz="6" w:space="0" w:color="auto"/>
+              <w:right w:val="single" w:sz="6" w:space="0" w:color="auto"/>
+            </w:tcBorders>
+            <w:noWrap/>
+            <w:tcMar>
+              <w:top w:w="120" w:type="dxa"/>
+              <w:left w:w="180" w:type="dxa"/>
+              <w:bottom w:w="120" w:type="dxa"/>
+              <w:right w:w="180" w:type="dxa"/>
+            </w:tcMar>
+            <w:vAlign w:val="center"/>
+          </w:tcPr>
+          <w:p>
+            <w:pPr>
+              <w:spacing w:before="100" w:beforeAutospacing="1" w:after="100" w:afterAutospacing="1"/>
+              <w:rPr>
+                <w:rFonts w:ascii="Times New Roman" w:eastAsia="Times New Roman" w:hAnsi="Times New Roman" w:cs="Times New Roman"/>
+                <w:kern w:val="0"/>
+                <w:lang w:eastAsia="ru-RU"/>
+                <w14:ligatures w14:val="none"/>
+              </w:rPr>
+            </w:pPr>
+            <w:r>
+              <w:rPr>
+                <w:rFonts w:ascii="Times New Roman" w:eastAsia="Times New Roman" w:hAnsi="Times New Roman" w:cs="Times New Roman"/>
+                <w:kern w:val="0"/>
+                <w:lang w:eastAsia="ru-RU"/>
+                <w14:ligatures w14:val="none"/>
+              </w:rPr>
+              <w:t xml:space="preserve">Тренер выгружает отчет в формате </w:t>
+            </w:r>
+            <w:r>
+              <w:rPr>
+                <w:rFonts w:ascii="Times New Roman" w:eastAsia="Times New Roman" w:hAnsi="Times New Roman" w:cs="Times New Roman"/>
+                <w:kern w:val="0"/>
+                <w:lang w:val="en-US" w:eastAsia="ru-RU"/>
+                <w14:ligatures w14:val="none"/>
+              </w:rPr>
+              <w:t>pdf</w:t>
+            </w:r>
+          </w:p>
+        </w:tc>
+        <w:tc>
+          <w:tcPr>
+            <w:tcW w:w="0" w:type="auto"/>
+            <w:tcBorders>
+              <w:top w:val="single" w:sz="6" w:space="0" w:color="auto"/>
+              <w:left w:val="single" w:sz="6" w:space="0" w:color="auto"/>
+              <w:bottom w:val="single" w:sz="6" w:space="0" w:color="auto"/>
+              <w:right w:val="single" w:sz="6" w:space="0" w:color="auto"/>
+            </w:tcBorders>
+            <w:noWrap/>
+            <w:tcMar>
+              <w:top w:w="120" w:type="dxa"/>
+              <w:left w:w="180" w:type="dxa"/>
+              <w:bottom w:w="120" w:type="dxa"/>
+              <w:right w:w="180" w:type="dxa"/>
+            </w:tcMar>
+            <w:vAlign w:val="center"/>
+          </w:tcPr>
+          <w:p>
+            <w:pPr>
+              <w:spacing w:before="100" w:beforeAutospacing="1" w:after="100" w:afterAutospacing="1"/>
+              <w:rPr>
+                <w:rFonts w:ascii="Times New Roman" w:eastAsia="Times New Roman" w:hAnsi="Times New Roman" w:cs="Times New Roman"/>
+                <w:kern w:val="0"/>
+                <w:lang w:eastAsia="ru-RU"/>
+                <w14:ligatures w14:val="none"/>
+              </w:rPr>
+            </w:pPr>
+            <w:r>
+              <w:rPr>
+                <w:rFonts w:ascii="Times New Roman" w:eastAsia="Times New Roman" w:hAnsi="Times New Roman" w:cs="Times New Roman"/>
+                <w:kern w:val="0"/>
+                <w:lang w:eastAsia="ru-RU"/>
+                <w14:ligatures w14:val="none"/>
+              </w:rPr>
+              <w:t>Файл отчета сохранен на компьютере тренера</w:t>
             </w:r>
           </w:p>
         </w:tc>
